--- a/vault/obsidian-dir410346/aulas/assets-apresentacao-malleus/entrega-2026-06-30/paper-malleus-cajada-v2-ABNT.docx
+++ b/vault/obsidian-dir410346/aulas/assets-apresentacao-malleus/entrega-2026-06-30/paper-malleus-cajada-v2-ABNT.docx
@@ -96,7 +96,7 @@
         <w:t xml:space="preserve"> </w:t>
       </w:r>
       <w:r>
-        <w:t xml:space="preserve">(1487) e a abolição formal da Inquisição portuguesa (1810), tomando o caso de Maria Gonçalves Cajada (</w:t>
+        <w:t xml:space="preserve">(1486/1487) e a abolição formal da Inquisição portuguesa (1810), tomando o caso de Maria Gonçalves Cajada (</w:t>
       </w:r>
       <w:r>
         <w:t xml:space="preserve">“Arde-lhe-o-rabo”</w:t>
@@ -145,7 +145,7 @@
         <w:pStyle w:val="BodyText"/>
       </w:pPr>
       <w:r>
-        <w:t xml:space="preserve">A pergunta que este artigo tenta responder é como uma gramática misógina codificada em latim por dois inquisidores alemães em 1487 se tornou a linguagem com que vizinhos de uma cidade do Alentejo, e depois de uma cidade colonial, denunciavam uma mulher no século XVI. A resposta se desdobra em cinco movimentos. O primeiro lê o</w:t>
+        <w:t xml:space="preserve">A pergunta que este artigo tenta responder é como uma gramática misógina codificada em latim por dois inquisidores alemães em 1486/1487 se tornou a linguagem com que vizinhos de uma cidade do Alentejo, e depois de uma cidade colonial, denunciavam uma mulher no século XVI. A resposta se desdobra em cinco movimentos. O primeiro lê o</w:t>
       </w:r>
       <w:r>
         <w:t xml:space="preserve"> </w:t>
@@ -253,7 +253,7 @@
         <w:t xml:space="preserve">Malleus</w:t>
       </w:r>
       <w:r>
-        <w:t xml:space="preserve">, que toma a Question Six da Parte I como peça de tecnologia do gênero e não como argumento teológico, é o que permite ler a circulação luso-brasileira da bruxaria como construção atlântica de uma categoria de suspeição, e não como transposição tardia de um modelo europeu. A Inquisição portuguesa, contemporânea da publicação do livro em 1487, é a instituição que opera esse transplante, e o caso de Maria Gonçalves Cajada, em fins do século XVI, é o ponto onde essa gramática se estabiliza no registro acusatório.</w:t>
+        <w:t xml:space="preserve">, que toma a Question Six da Parte I como peça de tecnologia do gênero e não como argumento teológico, é o que permite ler a circulação luso-brasileira da bruxaria como construção atlântica de uma categoria de suspeição, e não como transposição tardia de um modelo europeu. A Inquisição portuguesa, contemporânea da publicação do livro em 1486/1487, é a instituição que opera esse transplante, e o caso de Maria Gonçalves Cajada, em fins do século XVI, é o ponto onde essa gramática se estabiliza no registro acusatório.</w:t>
       </w:r>
     </w:p>
     <w:bookmarkStart w:id="11" w:name="o-malleus-como-manual-ou-como-evento"/>
@@ -1130,7 +1130,7 @@
         <w:t xml:space="preserve"> </w:t>
       </w:r>
       <w:r>
-        <w:t xml:space="preserve">pelo ângulo retórico de Roper, contextualiza-o na formação do Estado com Levack e Behringer (LEVACK, 2015; BEHRINGER, 2004), e articula-o com o caso Cajada como pivô documental, sem o tomar como fonte primária aceita. Se o livro é um artefato que ensina inquisidores a ler o corpo feminino como corpo de bruxa, a pergunta seguinte é como essa leitura se traduz em procedimento, que mecanismos permitem que um texto impresso em Speyer em 1487 se converta num interrogatório inquisitorial na Bahia no final do século XVI.</w:t>
+        <w:t xml:space="preserve">pelo ângulo retórico de Roper, contextualiza-o na formação do Estado com Levack e Behringer (LEVACK, 2015; BEHRINGER, 2004), e articula-o com o caso Cajada como pivô documental, sem o tomar como fonte primária aceita. Se o livro é um artefato que ensina inquisidores a ler o corpo feminino como corpo de bruxa, a pergunta seguinte é como essa leitura se traduz em procedimento, que mecanismos permitem que um texto impresso em Speyer em 1486 se converta num interrogatório inquisitorial na Bahia no final do século XVI.</w:t>
       </w:r>
     </w:p>
     <w:bookmarkEnd w:id="14"/>
@@ -2758,7 +2758,7 @@
         <w:t xml:space="preserve">Discursos Sediciosos</w:t>
       </w:r>
       <w:r>
-        <w:t xml:space="preserve">: crime, direito e sociedade, Rio de Janeiro, n. 17/18, p. 464-476, 2011a.</w:t>
+        <w:t xml:space="preserve">: crime, direito e sociedade, Rio de Janeiro, n. 17/18, p. 459-486, 2011a.</w:t>
       </w:r>
     </w:p>
     <w:p>
